--- a/documentacion/CURSO VUE.docx
+++ b/documentacion/CURSO VUE.docx
@@ -1697,21 +1697,7 @@
         <w:rPr>
           <w:lang w:val="es-MX"/>
         </w:rPr>
-        <w:t xml:space="preserve">("Error: </w:t>
-      </w:r>
-      <w:proofErr w:type="spellStart"/>
-      <w:r>
-        <w:rPr>
-          <w:lang w:val="es-MX"/>
-        </w:rPr>
-        <w:t>something</w:t>
-      </w:r>
-      <w:proofErr w:type="spellEnd"/>
-      <w:r>
-        <w:rPr>
-          <w:lang w:val="es-MX"/>
-        </w:rPr>
-        <w:t xml:space="preserve"> </w:t>
+        <w:t xml:space="preserve">("Error: something </w:t>
       </w:r>
       <w:proofErr w:type="spellStart"/>
       <w:r>
@@ -15048,15 +15034,7 @@
       </w:r>
       <w:proofErr w:type="spellEnd"/>
       <w:r>
-        <w:t xml:space="preserve"> </w:t>
-      </w:r>
-      <w:proofErr w:type="spellStart"/>
-      <w:r>
-        <w:t>routes</w:t>
-      </w:r>
-      <w:proofErr w:type="spellEnd"/>
-      <w:r>
-        <w:t xml:space="preserve"> = [</w:t>
+        <w:t xml:space="preserve"> routes = [</w:t>
       </w:r>
     </w:p>
     <w:p>
@@ -20462,7 +20440,7 @@
           <w:noProof/>
         </w:rPr>
         <w:drawing>
-          <wp:anchor distT="0" distB="0" distL="114300" distR="114300" simplePos="0" relativeHeight="251744256" behindDoc="0" locked="0" layoutInCell="1" allowOverlap="1" wp14:anchorId="4D055090" wp14:editId="04A3D37B">
+          <wp:anchor distT="0" distB="0" distL="114300" distR="114300" simplePos="0" relativeHeight="251744256" behindDoc="0" locked="0" layoutInCell="1" allowOverlap="1" wp14:anchorId="4D055090" wp14:editId="6D90382B">
             <wp:simplePos x="0" y="0"/>
             <wp:positionH relativeFrom="column">
               <wp:posOffset>329565</wp:posOffset>
@@ -23980,7 +23958,7 @@
           <w:noProof/>
         </w:rPr>
         <w:drawing>
-          <wp:anchor distT="0" distB="0" distL="114300" distR="114300" simplePos="0" relativeHeight="251777024" behindDoc="0" locked="0" layoutInCell="1" allowOverlap="1" wp14:anchorId="3CD84872" wp14:editId="0C35BD17">
+          <wp:anchor distT="0" distB="0" distL="114300" distR="114300" simplePos="0" relativeHeight="251777024" behindDoc="0" locked="0" layoutInCell="1" allowOverlap="1" wp14:anchorId="3CD84872" wp14:editId="54E197FA">
             <wp:simplePos x="0" y="0"/>
             <wp:positionH relativeFrom="margin">
               <wp:posOffset>1615440</wp:posOffset>
@@ -35871,29 +35849,8 @@
             </w:r>
             <w:proofErr w:type="spellEnd"/>
             <w:r>
-              <w:t xml:space="preserve"> </w:t>
+              <w:t xml:space="preserve"> artisan make:controller Api\AuthController</w:t>
             </w:r>
-            <w:proofErr w:type="spellStart"/>
-            <w:r>
-              <w:t>artisan</w:t>
-            </w:r>
-            <w:proofErr w:type="spellEnd"/>
-            <w:r>
-              <w:t xml:space="preserve"> </w:t>
-            </w:r>
-            <w:proofErr w:type="spellStart"/>
-            <w:r>
-              <w:t>make:controller</w:t>
-            </w:r>
-            <w:proofErr w:type="spellEnd"/>
-            <w:r>
-              <w:t xml:space="preserve"> Api\</w:t>
-            </w:r>
-            <w:proofErr w:type="spellStart"/>
-            <w:r>
-              <w:t>AuthController</w:t>
-            </w:r>
-            <w:proofErr w:type="spellEnd"/>
           </w:p>
           <w:p>
             <w:pPr>
@@ -36801,15 +36758,7 @@
       </w:r>
       <w:proofErr w:type="spellEnd"/>
       <w:r>
-        <w:t xml:space="preserve"> </w:t>
-      </w:r>
-      <w:proofErr w:type="spellStart"/>
-      <w:r>
-        <w:t>artisan</w:t>
-      </w:r>
-      <w:proofErr w:type="spellEnd"/>
-      <w:r>
-        <w:t xml:space="preserve"> </w:t>
+        <w:t xml:space="preserve"> artisan </w:t>
       </w:r>
       <w:proofErr w:type="spellStart"/>
       <w:r>
@@ -39299,8 +39248,150 @@
     <w:p/>
     <w:p/>
     <w:p/>
-    <w:p/>
-    <w:p/>
+    <w:p>
+      <w:pPr>
+        <w:rPr>
+          <w:b/>
+          <w:bCs/>
+        </w:rPr>
+      </w:pPr>
+      <w:r>
+        <w:rPr>
+          <w:b/>
+          <w:bCs/>
+        </w:rPr>
+        <w:lastRenderedPageBreak/>
+        <w:t>CREACIÓN DE NUEVOS RESOURCES</w:t>
+      </w:r>
+    </w:p>
+    <w:p>
+      <w:proofErr w:type="spellStart"/>
+      <w:r>
+        <w:t>php</w:t>
+      </w:r>
+      <w:proofErr w:type="spellEnd"/>
+      <w:r>
+        <w:t xml:space="preserve"> </w:t>
+      </w:r>
+      <w:proofErr w:type="spellStart"/>
+      <w:r>
+        <w:t>artisan</w:t>
+      </w:r>
+      <w:proofErr w:type="spellEnd"/>
+      <w:r>
+        <w:t xml:space="preserve"> </w:t>
+      </w:r>
+      <w:proofErr w:type="spellStart"/>
+      <w:r>
+        <w:t>make:resource</w:t>
+      </w:r>
+      <w:proofErr w:type="spellEnd"/>
+      <w:r>
+        <w:t xml:space="preserve"> </w:t>
+      </w:r>
+      <w:proofErr w:type="spellStart"/>
+      <w:r>
+        <w:t>DesarrolloSocial</w:t>
+      </w:r>
+      <w:proofErr w:type="spellEnd"/>
+      <w:r>
+        <w:t>/</w:t>
+      </w:r>
+      <w:proofErr w:type="spellStart"/>
+      <w:r>
+        <w:t>Admin</w:t>
+      </w:r>
+      <w:proofErr w:type="spellEnd"/>
+      <w:r>
+        <w:t>/</w:t>
+      </w:r>
+      <w:proofErr w:type="spellStart"/>
+      <w:r>
+        <w:t>SolicitudResourceAdmin</w:t>
+      </w:r>
+      <w:proofErr w:type="spellEnd"/>
+    </w:p>
+    <w:p/>
+    <w:p>
+      <w:proofErr w:type="spellStart"/>
+      <w:r>
+        <w:t>php</w:t>
+      </w:r>
+      <w:proofErr w:type="spellEnd"/>
+      <w:r>
+        <w:t xml:space="preserve"> </w:t>
+      </w:r>
+      <w:proofErr w:type="spellStart"/>
+      <w:r>
+        <w:t>artisan</w:t>
+      </w:r>
+      <w:proofErr w:type="spellEnd"/>
+      <w:r>
+        <w:t xml:space="preserve"> </w:t>
+      </w:r>
+      <w:proofErr w:type="spellStart"/>
+      <w:r>
+        <w:t>make:resource</w:t>
+      </w:r>
+      <w:proofErr w:type="spellEnd"/>
+      <w:r>
+        <w:t xml:space="preserve"> </w:t>
+      </w:r>
+      <w:proofErr w:type="spellStart"/>
+      <w:r>
+        <w:t>DesarrolloSocial</w:t>
+      </w:r>
+      <w:proofErr w:type="spellEnd"/>
+      <w:r>
+        <w:t>/</w:t>
+      </w:r>
+      <w:proofErr w:type="spellStart"/>
+      <w:r>
+        <w:t>Admin</w:t>
+      </w:r>
+      <w:proofErr w:type="spellEnd"/>
+      <w:r>
+        <w:t>/</w:t>
+      </w:r>
+      <w:proofErr w:type="spellStart"/>
+      <w:r>
+        <w:t>DocumentoSolicitudResource</w:t>
+      </w:r>
+      <w:proofErr w:type="spellEnd"/>
+    </w:p>
+    <w:p/>
+    <w:p/>
+    <w:p>
+      <w:proofErr w:type="spellStart"/>
+      <w:r>
+        <w:t>npm</w:t>
+      </w:r>
+      <w:proofErr w:type="spellEnd"/>
+      <w:r>
+        <w:t xml:space="preserve"> </w:t>
+      </w:r>
+      <w:proofErr w:type="spellStart"/>
+      <w:r>
+        <w:t>install</w:t>
+      </w:r>
+      <w:proofErr w:type="spellEnd"/>
+      <w:r>
+        <w:t xml:space="preserve"> lucide-</w:t>
+      </w:r>
+      <w:proofErr w:type="spellStart"/>
+      <w:r>
+        <w:t>vue</w:t>
+      </w:r>
+      <w:proofErr w:type="spellEnd"/>
+      <w:r>
+        <w:t>-</w:t>
+      </w:r>
+      <w:proofErr w:type="spellStart"/>
+      <w:r>
+        <w:t>next</w:t>
+      </w:r>
+      <w:proofErr w:type="spellEnd"/>
+    </w:p>
     <w:p/>
     <w:sectPr>
       <w:pgSz w:w="12240" w:h="15840"/>

--- a/documentacion/CURSO VUE.docx
+++ b/documentacion/CURSO VUE.docx
@@ -58,13 +58,8 @@
       </w:r>
       <w:proofErr w:type="spellEnd"/>
       <w:r>
-        <w:t>(true</w:t>
-      </w:r>
-      <w:proofErr w:type="gramStart"/>
-      <w:r>
-        <w:t>){</w:t>
-      </w:r>
-      <w:proofErr w:type="gramEnd"/>
+        <w:t>(true){</w:t>
+      </w:r>
     </w:p>
     <w:p>
       <w:r>
@@ -20440,7 +20435,7 @@
           <w:noProof/>
         </w:rPr>
         <w:drawing>
-          <wp:anchor distT="0" distB="0" distL="114300" distR="114300" simplePos="0" relativeHeight="251744256" behindDoc="0" locked="0" layoutInCell="1" allowOverlap="1" wp14:anchorId="4D055090" wp14:editId="6D90382B">
+          <wp:anchor distT="0" distB="0" distL="114300" distR="114300" simplePos="0" relativeHeight="251744256" behindDoc="0" locked="0" layoutInCell="1" allowOverlap="1" wp14:anchorId="4D055090" wp14:editId="0CCB8DC4">
             <wp:simplePos x="0" y="0"/>
             <wp:positionH relativeFrom="column">
               <wp:posOffset>329565</wp:posOffset>
@@ -23958,7 +23953,7 @@
           <w:noProof/>
         </w:rPr>
         <w:drawing>
-          <wp:anchor distT="0" distB="0" distL="114300" distR="114300" simplePos="0" relativeHeight="251777024" behindDoc="0" locked="0" layoutInCell="1" allowOverlap="1" wp14:anchorId="3CD84872" wp14:editId="54E197FA">
+          <wp:anchor distT="0" distB="0" distL="114300" distR="114300" simplePos="0" relativeHeight="251777024" behindDoc="0" locked="0" layoutInCell="1" allowOverlap="1" wp14:anchorId="3CD84872" wp14:editId="59F0FA9F">
             <wp:simplePos x="0" y="0"/>
             <wp:positionH relativeFrom="margin">
               <wp:posOffset>1615440</wp:posOffset>
@@ -39391,6 +39386,118 @@
         <w:t>next</w:t>
       </w:r>
       <w:proofErr w:type="spellEnd"/>
+    </w:p>
+    <w:p/>
+    <w:p/>
+    <w:p/>
+    <w:p>
+      <w:pPr>
+        <w:rPr>
+          <w:b/>
+          <w:bCs/>
+        </w:rPr>
+      </w:pPr>
+      <w:r>
+        <w:rPr>
+          <w:b/>
+          <w:bCs/>
+          <w:highlight w:val="yellow"/>
+        </w:rPr>
+        <w:t>API</w:t>
+      </w:r>
+    </w:p>
+    <w:p>
+      <w:pPr>
+        <w:rPr>
+          <w:b/>
+          <w:bCs/>
+        </w:rPr>
+      </w:pPr>
+      <w:r>
+        <w:rPr>
+          <w:b/>
+          <w:bCs/>
+        </w:rPr>
+        <w:t> '</w:t>
+      </w:r>
+      <w:proofErr w:type="spellStart"/>
+      <w:r>
+        <w:rPr>
+          <w:b/>
+          <w:bCs/>
+        </w:rPr>
+        <w:t>ttl</w:t>
+      </w:r>
+      <w:proofErr w:type="spellEnd"/>
+      <w:r>
+        <w:rPr>
+          <w:b/>
+          <w:bCs/>
+        </w:rPr>
+        <w:t xml:space="preserve">' =&gt; </w:t>
+      </w:r>
+      <w:proofErr w:type="spellStart"/>
+      <w:r>
+        <w:rPr>
+          <w:b/>
+          <w:bCs/>
+        </w:rPr>
+        <w:t>env</w:t>
+      </w:r>
+      <w:proofErr w:type="spellEnd"/>
+      <w:r>
+        <w:rPr>
+          <w:b/>
+          <w:bCs/>
+        </w:rPr>
+        <w:t>('JWT_TTL', 10080),</w:t>
+      </w:r>
+    </w:p>
+    <w:p>
+      <w:pPr>
+        <w:rPr>
+          <w:b/>
+          <w:bCs/>
+        </w:rPr>
+      </w:pPr>
+      <w:r>
+        <w:rPr>
+          <w:b/>
+          <w:bCs/>
+        </w:rPr>
+        <w:t>DEFINO TIEMPO, EN ESTE CASO 7 DIAS</w:t>
+      </w:r>
+    </w:p>
+    <w:p>
+      <w:pPr>
+        <w:rPr>
+          <w:b/>
+          <w:bCs/>
+        </w:rPr>
+      </w:pPr>
+    </w:p>
+    <w:p>
+      <w:pPr>
+        <w:rPr>
+          <w:b/>
+          <w:bCs/>
+        </w:rPr>
+      </w:pPr>
+      <w:r>
+        <w:rPr>
+          <w:b/>
+          <w:bCs/>
+        </w:rPr>
+        <w:t>CONFIG/JWT.PHP</w:t>
+      </w:r>
+    </w:p>
+    <w:p>
+      <w:pPr>
+        <w:rPr>
+          <w:b/>
+          <w:bCs/>
+        </w:rPr>
+      </w:pPr>
     </w:p>
     <w:p/>
     <w:sectPr>
